--- a/diagrams/Diagramas_PruebaExcepciones.docx
+++ b/diagrams/Diagramas_PruebaExcepciones.docx
@@ -97,38 +97,44 @@
     <w:p>
       <w:pPr>
         <w:jc w:val="center"/>
+        <w:rPr>
+          <w:sz w:val="32"/>
+          <w:szCs w:val="32"/>
+        </w:rPr>
       </w:pPr>
       <w:r>
         <w:rPr>
           <w:b/>
           <w:bCs/>
-          <w:sz w:val="36"/>
-          <w:szCs w:val="36"/>
-        </w:rPr>
-        <w:t>Diagramas - Ejercicio Prueba de Excepciones</w:t>
-      </w:r>
-    </w:p>
-    <w:p>
-      <w:pPr>
-        <w:spacing w:after="300"/>
-        <w:jc w:val="center"/>
-      </w:pPr>
-      <w:r>
-        <w:rPr>
-          <w:i/>
-          <w:iCs/>
-          <w:sz w:val="20"/>
-          <w:szCs w:val="20"/>
-        </w:rPr>
-        <w:t>Libro: Ejercicios de programacion orientada a objetos con Java y UML (paginas 400-403)</w:t>
+          <w:sz w:val="32"/>
+          <w:szCs w:val="32"/>
+        </w:rPr>
+        <w:t xml:space="preserve">Ejercicio 6.4. Excepciones:Diagramas de la clase </w:t>
+      </w:r>
+      <w:r>
+        <w:rPr>
+          <w:b/>
+          <w:bCs/>
+          <w:sz w:val="32"/>
+          <w:szCs w:val="32"/>
+        </w:rPr>
+        <w:t>PruebaExcepciones</w:t>
       </w:r>
     </w:p>
     <w:p>
       <w:pPr>
         <w:pStyle w:val="Heading1"/>
-      </w:pPr>
-      <w:r>
-        <w:t>Enunciado del ejercicio</w:t>
+        <w:rPr>
+          <w:sz w:val="26"/>
+          <w:szCs w:val="26"/>
+        </w:rPr>
+      </w:pPr>
+      <w:r>
+        <w:rPr>
+          <w:sz w:val="26"/>
+          <w:szCs w:val="26"/>
+        </w:rPr>
+        <w:t>Enunciado</w:t>
       </w:r>
     </w:p>
     <w:p>
@@ -231,9 +237,17 @@
     <w:p>
       <w:pPr>
         <w:pStyle w:val="Heading1"/>
-      </w:pPr>
-      <w:r>
-        <w:t>1. Diagrama de clases</w:t>
+        <w:rPr>
+          <w:sz w:val="26"/>
+          <w:szCs w:val="26"/>
+        </w:rPr>
+      </w:pPr>
+      <w:r>
+        <w:rPr>
+          <w:sz w:val="26"/>
+          <w:szCs w:val="26"/>
+        </w:rPr>
+        <w:t>Diagrama de clases</w:t>
       </w:r>
     </w:p>
     <w:p>
@@ -295,27 +309,57 @@
     </w:p>
     <w:p>
       <w:pPr>
-        <w:pStyle w:val="Heading1"/>
-      </w:pPr>
-      <w:r>
-        <w:t>2. Diagrama de maquina de estados</w:t>
-      </w:r>
-    </w:p>
-    <w:p>
-      <w:pPr>
         <w:spacing w:after="120"/>
         <w:jc w:val="center"/>
       </w:pPr>
+    </w:p>
+    <w:p>
+      <w:pPr>
+        <w:spacing w:after="160"/>
+      </w:pPr>
+      <w:r>
+        <w:t>Este diagrama, titulado “Prueba de Excepciones” en el libro, representa el flujo de ejecucion del metodo main(). Desde el estado inicial se entra a “Ingresando al primer try”. Desde alli hay dos transiciones posibles: una directa hacia “Ingresando al segundo try” (si no ocurre excepcion) y otra etiquetada [catch (ArithmeticException e)] hacia el estado “Division por cero”, que despues converge tambien en “Ingresando al segundo try”.</w:t>
+      </w:r>
+    </w:p>
+    <w:p>
+      <w:pPr>
+        <w:spacing w:after="300"/>
+      </w:pPr>
+      <w:r>
+        <w:t>Desde “Ingresando al segundo try” salen dos transiciones: [catch (Exception e)] hacia “Excepcion general” y [catch (ArithmeticException e)] hacia “Excepcion aritmetica”, ambas convergiendo en el estado final. En la ejecucion real del programa, la division por cero del primer bloque y la NullPointerException del segundo bloque (capturada como “Excepcion general”) son los caminos que efectivamente se recorren.</w:t>
+      </w:r>
+    </w:p>
+    <w:p>
+      <w:pPr>
+        <w:pStyle w:val="Heading1"/>
+        <w:rPr>
+          <w:sz w:val="26"/>
+          <w:szCs w:val="26"/>
+        </w:rPr>
+      </w:pPr>
+      <w:r>
+        <w:rPr>
+          <w:sz w:val="26"/>
+          <w:szCs w:val="26"/>
+        </w:rPr>
+        <w:t>Diagrama de casos de uso</w:t>
+      </w:r>
+    </w:p>
+    <w:p>
+      <w:pPr>
+        <w:spacing w:after="120"/>
+        <w:jc w:val="center"/>
+      </w:pPr>
       <w:r>
         <w:rPr>
           <w:noProof/>
         </w:rPr>
         <w:lastRenderedPageBreak/>
         <w:drawing>
-          <wp:inline distT="0" distB="0" distL="0" distR="0" wp14:anchorId="76AFD91C" wp14:editId="53290BCB">
-            <wp:extent cx="5334000" cy="3048000"/>
+          <wp:inline distT="0" distB="0" distL="0" distR="0" wp14:anchorId="68B657EA" wp14:editId="36579ECD">
+            <wp:extent cx="4572000" cy="2743200"/>
             <wp:effectExtent l="0" t="0" r="0" b="0"/>
-            <wp:docPr id="178680138" name="state_diagram.png" descr="state_diagram.png" title="state_diagram.png"/>
+            <wp:docPr id="17620737" name="use_case_diagram.png" descr="use_case_diagram.png" title="use_case_diagram.png"/>
             <wp:cNvGraphicFramePr>
               <a:graphicFrameLocks xmlns:a="http://schemas.openxmlformats.org/drawingml/2006/main" noChangeAspect="1"/>
             </wp:cNvGraphicFramePr>
@@ -338,80 +382,6 @@
                   <pic:spPr bwMode="auto">
                     <a:xfrm>
                       <a:off x="0" y="0"/>
-                      <a:ext cx="5334000" cy="3048000"/>
-                    </a:xfrm>
-                    <a:prstGeom prst="rect">
-                      <a:avLst/>
-                    </a:prstGeom>
-                  </pic:spPr>
-                </pic:pic>
-              </a:graphicData>
-            </a:graphic>
-          </wp:inline>
-        </w:drawing>
-      </w:r>
-    </w:p>
-    <w:p>
-      <w:pPr>
-        <w:spacing w:after="160"/>
-      </w:pPr>
-      <w:r>
-        <w:t>Este diagrama, titulado “Prueba de Excepciones” en el libro, representa el flujo de ejecucion del metodo main(). Desde el estado inicial se entra a “Ingresando al primer try”. Desde alli hay dos transiciones posibles: una directa hacia “Ingresando al segundo try” (si no ocurre excepcion) y otra etiquetada [catch (ArithmeticException e)] hacia el estado “Division por cero”, que despues converge tambien en “Ingresando al segundo try”.</w:t>
-      </w:r>
-    </w:p>
-    <w:p>
-      <w:pPr>
-        <w:spacing w:after="300"/>
-      </w:pPr>
-      <w:r>
-        <w:t>Desde “Ingresando al segundo try” salen dos transiciones: [catch (Exception e)] hacia “Excepcion general” y [catch (ArithmeticException e)] hacia “Excepcion aritmetica”, ambas convergiendo en el estado final. En la ejecucion real del programa, la division por cero del primer bloque y la NullPointerException del segundo bloque (capturada como “Excepcion general”) son los caminos que efectivamente se recorren.</w:t>
-      </w:r>
-    </w:p>
-    <w:p>
-      <w:pPr>
-        <w:pStyle w:val="Heading1"/>
-      </w:pPr>
-      <w:r>
-        <w:t>3. Diagrama de casos de uso</w:t>
-      </w:r>
-    </w:p>
-    <w:p>
-      <w:pPr>
-        <w:spacing w:after="120"/>
-        <w:jc w:val="center"/>
-      </w:pPr>
-      <w:r>
-        <w:rPr>
-          <w:noProof/>
-        </w:rPr>
-        <w:lastRenderedPageBreak/>
-        <w:drawing>
-          <wp:inline distT="0" distB="0" distL="0" distR="0" wp14:anchorId="68B657EA" wp14:editId="36579ECD">
-            <wp:extent cx="4572000" cy="2743200"/>
-            <wp:effectExtent l="0" t="0" r="0" b="0"/>
-            <wp:docPr id="17620737" name="use_case_diagram.png" descr="use_case_diagram.png" title="use_case_diagram.png"/>
-            <wp:cNvGraphicFramePr>
-              <a:graphicFrameLocks xmlns:a="http://schemas.openxmlformats.org/drawingml/2006/main" noChangeAspect="1"/>
-            </wp:cNvGraphicFramePr>
-            <a:graphic xmlns:a="http://schemas.openxmlformats.org/drawingml/2006/main">
-              <a:graphicData uri="http://schemas.openxmlformats.org/drawingml/2006/picture">
-                <pic:pic xmlns:pic="http://schemas.openxmlformats.org/drawingml/2006/picture">
-                  <pic:nvPicPr>
-                    <pic:cNvPr id="0" name=""/>
-                    <pic:cNvPicPr>
-                      <a:picLocks noChangeAspect="1" noChangeArrowheads="1"/>
-                    </pic:cNvPicPr>
-                  </pic:nvPicPr>
-                  <pic:blipFill>
-                    <a:blip r:embed="rId8"/>
-                    <a:srcRect/>
-                    <a:stretch>
-                      <a:fillRect/>
-                    </a:stretch>
-                  </pic:blipFill>
-                  <pic:spPr bwMode="auto">
-                    <a:xfrm>
-                      <a:off x="0" y="0"/>
                       <a:ext cx="4572000" cy="2743200"/>
                     </a:xfrm>
                     <a:prstGeom prst="rect">
@@ -430,6 +400,21 @@
         <w:t>El actor Usuario interactua con el sistema (version de consola o interfaz grafica Swing) para disparar el unico caso de uso del ejercicio: “Ejecutar prueba de excepciones (try/catch/finally)”, observando como resultado las lineas de salida que documentan el comportamiento de los bloques try/catch/finally del metodo main().</w:t>
       </w:r>
     </w:p>
+    <w:p/>
+    <w:p>
+      <w:r>
+        <w:t xml:space="preserve">Link a Repositorio: </w:t>
+      </w:r>
+      <w:hyperlink r:id="rId8" w:history="1">
+        <w:r>
+          <w:rPr>
+            <w:rStyle w:val="Hyperlink"/>
+          </w:rPr>
+          <w:t>https://github.com/irojasu-jpg/Ejercicio-PruebaExcepciones.git</w:t>
+        </w:r>
+      </w:hyperlink>
+    </w:p>
+    <w:p/>
     <w:sectPr>
       <w:pgSz w:w="12240" w:h="15840"/>
       <w:pgMar w:top="1440" w:right="1440" w:bottom="1440" w:left="1440" w:header="708" w:footer="708" w:gutter="0"/>
@@ -1197,6 +1182,18 @@
       <w:szCs w:val="20"/>
     </w:rPr>
   </w:style>
+  <w:style w:type="character" w:styleId="UnresolvedMention">
+    <w:name w:val="Unresolved Mention"/>
+    <w:basedOn w:val="DefaultParagraphFont"/>
+    <w:uiPriority w:val="99"/>
+    <w:semiHidden/>
+    <w:unhideWhenUsed/>
+    <w:rsid w:val="00AD7E0F"/>
+    <w:rPr>
+      <w:color w:val="605E5C"/>
+      <w:shd w:val="clear" w:color="auto" w:fill="E1DFDD"/>
+    </w:rPr>
+  </w:style>
 </w:styles>
 </file>
 
